--- a/output/best-tips-to-get-past-a-gatekeeper.docx
+++ b/output/best-tips-to-get-past-a-gatekeeper.docx
@@ -39,39 +39,6 @@
       </w:r>
       <w:r>
         <w:t xml:space="preserve"> that deliver verified mobile numbers (so you reach the decision-maker directly) and a few simple gatekeeper tactics will change your connect rate more than any script tweak.</w:t>
-      </w:r>
-    </w:p>
-    <w:p/>
-    <w:p>
-      <w:r>
-        <w:t xml:space="preserve">In this guide, you'll learn 10 tips to get past a gatekeeper — and when the smarter move is to bypass them entirely using </w:t>
-      </w:r>
-      <w:r>
-        <w:rPr>
-          <w:b/>
-        </w:rPr>
-        <w:t>sales prospecting tools</w:t>
-      </w:r>
-      <w:r>
-        <w:t xml:space="preserve"> and verified data. We'll cover what gatekeepers listen for, how to prepare a one-line reason for your call, how to use timing and multi-channel touches, and how to plug gatekeeper tactics into your existing </w:t>
-      </w:r>
-      <w:r>
-        <w:rPr>
-          <w:b/>
-        </w:rPr>
-        <w:t>sales prospecting tools</w:t>
-      </w:r>
-      <w:r>
-        <w:t xml:space="preserve"> and dialer workflow. Along the way, we'll show where </w:t>
-      </w:r>
-      <w:r>
-        <w:rPr>
-          <w:b/>
-        </w:rPr>
-        <w:t>Scalelist</w:t>
-      </w:r>
-      <w:r>
-        <w:t xml:space="preserve"> fits when you want fewer gatekeeper conversations and more direct conversations with decision-makers.</w:t>
       </w:r>
     </w:p>
     <w:p/>
@@ -177,7 +144,23 @@
         <w:pStyle w:val="ListNumber"/>
       </w:pPr>
       <w:r>
+        <w:t>[GDPR and gatekeeper tactics when calling into Europe](#gdpr-and-gatekeeper-tactics-when-calling-into-europe)</w:t>
+      </w:r>
+    </w:p>
+    <w:p>
+      <w:pPr>
+        <w:pStyle w:val="ListNumber"/>
+      </w:pPr>
+      <w:r>
         <w:t>[Put gatekeeper tactics to work with Scalelist](#put-gatekeeper-tactics-to-work-with-scalelist)</w:t>
+      </w:r>
+    </w:p>
+    <w:p>
+      <w:pPr>
+        <w:pStyle w:val="ListNumber"/>
+      </w:pPr>
+      <w:r>
+        <w:t>[Conclusion](#conclusion)</w:t>
       </w:r>
     </w:p>
     <w:p/>
@@ -192,7 +175,13 @@
     <w:p/>
     <w:p>
       <w:r>
-        <w:t>Receptionists and executive assistants aren't there to block every salesperson. They're there to block *irrelevant* or *wasteful* calls so that important ones get through. They're listening for legitimacy (is this a real business reason?), specificity (do you know who you're calling and why?), and respect (are you treating them like a human or like an obstacle?). When you sound like a credible, prepared caller with a clear purpose, you're much more likely to get put through. When you sound like a generic cold caller reading a script, you won't.</w:t>
+        <w:t>Receptionists and executive assistants aren't there to block every salesperson. They're there to block *irrelevant* or *wasteful* calls so that important ones get through. They're listening for legitimacy (is this a real business reason?), specificity (do you know who you're calling and why?), and respect (are you treating them like a human or like an obstacle?).</w:t>
+      </w:r>
+    </w:p>
+    <w:p/>
+    <w:p>
+      <w:r>
+        <w:t>When you sound like a credible, prepared caller with a clear purpose, you're much more likely to get put through. When you sound like a generic cold caller reading a script, you won't.</w:t>
       </w:r>
     </w:p>
     <w:p/>
@@ -213,27 +202,49 @@
     <w:p/>
     <w:p>
       <w:pPr>
-        <w:spacing w:after="240"/>
-        <w:ind w:left="480"/>
+        <w:pStyle w:val="Heading2"/>
       </w:pPr>
       <w:r>
+        <w:t>Example: US SaaS rep</w:t>
+      </w:r>
+    </w:p>
+    <w:p/>
+    <w:p>
+      <w:r>
+        <w:t xml:space="preserve">An SDR at a SaaS company in Austin is calling IT directors at mid-size financial services firms. Instead of "I need to speak to the operations manager," they say: "Hi, this is [Name] from [Company]. We help firms like yours streamline equipment scheduling — I'm following up on a short note I sent to [Name] last week. Is there a good time I could have a quick call with them?" The gatekeeper has a clear reason to put the call through and a name to reference. The rep's </w:t>
+      </w:r>
+      <w:r>
         <w:rPr>
-          <w:i/>
+          <w:b/>
         </w:rPr>
-        <w:t>An SDR at a SaaS company in Austin is calling IT directors at mid-size financial services firms. Instead of "I need to speak to the operations manager," they say: "Hi, this is [Name] from [Company]. We help firms like yours streamline equipment scheduling — I'm following up on a short note I sent to [Name] last week. Is there a good time I could have a quick call with them?" The gatekeeper has a clear reason to put the call through and a name to reference. The rep's **sales prospecting tools** (CRM and enrichment) gave them the contact and the context.</w:t>
+        <w:t>sales prospecting tools</w:t>
+      </w:r>
+      <w:r>
+        <w:t xml:space="preserve"> (CRM and enrichment) gave them the contact and the context.</w:t>
       </w:r>
     </w:p>
     <w:p/>
     <w:p>
       <w:pPr>
-        <w:spacing w:after="240"/>
-        <w:ind w:left="480"/>
+        <w:pStyle w:val="Heading2"/>
       </w:pPr>
       <w:r>
+        <w:t>Example: Australian RevOps</w:t>
+      </w:r>
+    </w:p>
+    <w:p/>
+    <w:p>
+      <w:r>
+        <w:t xml:space="preserve">A RevOps manager in Sydney runs outbound for an Australian construction and real estate software company. Their SDRs call operations and project leads at insurance and outsourcing firms. When they hit the main line, they use the same structure: name, company, one-line value, and a reference to an email sent via lemlist. When they have verified mobile numbers from a CSV upload to Scalelist (contacts exported from Pipedrive with no mobile on file), they bypass the gatekeeper and reach the decision-maker directly. The </w:t>
+      </w:r>
+      <w:r>
         <w:rPr>
-          <w:i/>
+          <w:b/>
         </w:rPr>
-        <w:t>A RevOps manager in Sydney runs outbound for an Australian construction and real estate software company. Their SDRs call operations and project leads at insurance and outsourcing firms. When they hit the main line, they use the same structure: name, company, one-line value, and a reference to an email sent via lemlist. When they have verified mobile numbers from a CSV upload to Scalelist (contacts exported from Pipedrive with no mobile on file), they bypass the gatekeeper and reach the decision-maker directly. The **sales prospecting tools** stack — Pipedrive, Scalelist, Flunter — is set up so both paths work without mixing "export from Sales Navigator and upload as CSV" in one workflow.</w:t>
+        <w:t>sales prospecting tools</w:t>
+      </w:r>
+      <w:r>
+        <w:t xml:space="preserve"> stack — Pipedrive, Scalelist, Flunter — is set up so both paths work without mixing "export from Sales Navigator and upload as CSV" in one workflow.</w:t>
       </w:r>
     </w:p>
     <w:p/>
@@ -281,16 +292,7 @@
         <w:t>Sales prospecting tools</w:t>
       </w:r>
       <w:r>
-        <w:t xml:space="preserve"> that surface company and role context (HubSpot, Salesforce, Pipedrive, or enrichment from Apollo, ZoomInfo, Lusha, RocketReach) make this easier. If your CRM or enrichment data tells you the prospect's title, company size, and industry, you can tailor the one-line value so it's relevant. For IT services and outsourcing firms in the US, the value might be "reduce manual data entry for support teams"; for real estate in Australia, "streamline property and tenant data across portfolios." Same tip, different wording — and your </w:t>
-      </w:r>
-      <w:r>
-        <w:rPr>
-          <w:b/>
-        </w:rPr>
-        <w:t>sales prospecting tools</w:t>
-      </w:r>
-      <w:r>
-        <w:t xml:space="preserve"> are what give you the info to get it right.</w:t>
+        <w:t xml:space="preserve"> that surface company and role context (HubSpot, Salesforce, Pipedrive, or enrichment from Apollo, ZoomInfo, Lusha, RocketReach) make this easier. If your CRM or enrichment data tells you the prospect's title, company size, and industry, you can tailor the one-line value so it's relevant. For IT services and outsourcing firms in the US, the value might be "reduce manual data entry for support teams"; for real estate in Australia, "streamline property and tenant data across portfolios."</w:t>
       </w:r>
     </w:p>
     <w:p/>
@@ -305,7 +307,13 @@
     <w:p/>
     <w:p>
       <w:r>
-        <w:t xml:space="preserve">Gatekeepers talk to scripted callers all day. Short, natural phrasing and a calm tone go further than a perfect pitch. Use their name if you know it. If they ask "What is this regarding?", answer in one clear sentence. If they say "Send an email," say you will — and do it, then reference that email on your next call. Your </w:t>
+        <w:t>Gatekeepers talk to scripted callers all day. Short, natural phrasing and a calm tone go further than a perfect pitch. Use their name if you know it. If they ask "What is this regarding?", answer in one clear sentence. If they say "Send an email," say you will — and do it, then reference that email on your next call.</w:t>
+      </w:r>
+    </w:p>
+    <w:p/>
+    <w:p>
+      <w:r>
+        <w:t xml:space="preserve">Your </w:t>
       </w:r>
       <w:r>
         <w:rPr>
@@ -329,7 +337,13 @@
     <w:p/>
     <w:p>
       <w:r>
-        <w:t xml:space="preserve">When you call matters. Early morning or late afternoon often mean fewer gatekeepers or different staff; mid-morning and right after lunch can be busier. Test what works for your ICP and region (US, Australia, Singapore). Research helps too: know the prospect's name, title, and something specific about their company or role. Reference a recent trigger (funding, hire, product launch) when it's relevant. If you've already sent an email or LinkedIn message, say so — "I'm following up on the email I sent Tuesday" gives the gatekeeper a hook. Tools like HubSpot, Salesforce, or Pipedrive hold that context; </w:t>
+        <w:t>When you call matters. Early morning or late afternoon often mean fewer gatekeepers or different staff; mid-morning and right after lunch can be busier. Test what works for your ICP and region.</w:t>
+      </w:r>
+    </w:p>
+    <w:p/>
+    <w:p>
+      <w:r>
+        <w:t xml:space="preserve">Research helps too: know the prospect's name, title, and something specific about their company or role. Reference a recent trigger (funding, hire, product launch) when it's relevant. If you've already sent an email or LinkedIn message, say so — "I'm following up on the email I sent Tuesday" gives the gatekeeper a hook. Tools like HubSpot, Salesforce, or Pipedrive hold that context; </w:t>
       </w:r>
       <w:r>
         <w:rPr>
@@ -353,7 +367,13 @@
     <w:p/>
     <w:p>
       <w:r>
-        <w:t xml:space="preserve">Gatekeepers guard the main line. They don't guard the decision-maker's direct mobile number, their email, or their LinkedIn DMs. The more the prospect has already heard from you in another channel, the more legitimate your call sounds when you say "I'm following up." A multi-channel sequence (email, LinkedIn, then phone) means that by the time you call, you're not a complete stranger. Use sequencers like Instantly or lemlist for email and your dialer (Skipcall, Flunter, Allo) for calls — and feed both with accurate contact data from your </w:t>
+        <w:t>Gatekeepers guard the main line. They don't guard the decision-maker's direct mobile number, their email, or their LinkedIn DMs. The more the prospect has already heard from you in another channel, the more legitimate your call sounds when you say "I'm following up."</w:t>
+      </w:r>
+    </w:p>
+    <w:p/>
+    <w:p>
+      <w:r>
+        <w:t xml:space="preserve">A multi-channel sequence (email, LinkedIn, then phone) means that by the time you call, you're not a complete stranger. Use sequencers like Instantly or lemlist for email and your dialer (Skipcall, Flunter, Allo) for calls — and feed both with accurate contact data from your </w:t>
       </w:r>
       <w:r>
         <w:rPr>
@@ -406,8 +426,17 @@
     </w:p>
     <w:p/>
     <w:p>
+      <w:pPr>
+        <w:pStyle w:val="Heading2"/>
+      </w:pPr>
       <w:r>
-        <w:t xml:space="preserve">How you get that mobile number matters. Two separate workflows: (1) SDRs prospect on LinkedIn or Sales Navigator and use a Chrome extension to enrich profiles; verified mobile numbers sync to the CRM and dialer (Allo, Skipcall, Flunter). (2) RevOps exports a list from HubSpot, Salesforce, or Pipedrive (e.g. contacts with no mobile on file), uploads the CSV to an enrichment tool, gets verified numbers back, and loads the list into the dialer. Never describe "export from Sales Navigator and upload as CSV" as one flow — they're different use cases. Your </w:t>
+        <w:t>Two separate workflows</w:t>
+      </w:r>
+    </w:p>
+    <w:p/>
+    <w:p>
+      <w:r>
+        <w:t xml:space="preserve">(1) SDRs prospect on LinkedIn or Sales Navigator and use a Chrome extension to enrich profiles; verified mobile numbers sync to the CRM and dialer (Allo, Skipcall, Flunter). (2) RevOps exports a list from HubSpot, Salesforce, or Pipedrive (e.g. contacts with no mobile on file), uploads the CSV to an enrichment tool, gets verified numbers back, and loads the list into the dialer. Never describe "export from Sales Navigator and upload as CSV" as one flow — they're different use cases. Your </w:t>
       </w:r>
       <w:r>
         <w:rPr>
@@ -431,7 +460,13 @@
     <w:p/>
     <w:p>
       <w:r>
-        <w:t xml:space="preserve">Not every gatekeeper "no" means never. "They're in a meeting" or "Call back in an hour" can be genuine. Log the outcome in your CRM (HubSpot, Salesforce, Pipedrive), set a task, and try again. If you've tried multiple times at different times and still can't get through, consider whether you have the right number. </w:t>
+        <w:t>Not every gatekeeper "no" means never. "They're in a meeting" or "Call back in an hour" can be genuine. Log the outcome in your CRM (HubSpot, Salesforce, Pipedrive), set a task, and try again.</w:t>
+      </w:r>
+    </w:p>
+    <w:p/>
+    <w:p>
+      <w:r>
+        <w:t xml:space="preserve">If you've tried multiple times at different times and still can't get through, consider whether you have the right number. </w:t>
       </w:r>
       <w:r>
         <w:rPr>
@@ -464,7 +499,13 @@
         <w:t>sales prospecting tools</w:t>
       </w:r>
       <w:r>
-        <w:t xml:space="preserve"> should tell you: who you're calling, their title, company, and ideally a recent trigger or prior touch. If you're enriching from LinkedIn with a Chrome extension, you're building that context as you prospect. If you're uploading a CSV from your CRM, make sure the list includes company and role so you can reference it. Never mix workflows in one example: Chrome extension is for net-new LinkedIn prospecting; CSV upload is for existing lists from HubSpot, Salesforce, or Pipedrive. When you have context, gatekeeper conversations become shorter and more productive.</w:t>
+        <w:t xml:space="preserve"> should tell you: who you're calling, their title, company, and ideally a recent trigger or prior touch. If you're enriching from LinkedIn with a Chrome extension, you're building that context as you prospect. If you're uploading a CSV from your CRM, make sure the list includes company and role so you can reference it.</w:t>
+      </w:r>
+    </w:p>
+    <w:p/>
+    <w:p>
+      <w:r>
+        <w:t>Never mix workflows in one example: Chrome extension is for net-new LinkedIn prospecting; CSV upload is for existing lists from HubSpot, Salesforce, or Pipedrive. When you have context, gatekeeper conversations become shorter and more productive.</w:t>
       </w:r>
     </w:p>
     <w:p/>
@@ -545,6 +586,27 @@
         <w:pStyle w:val="Heading1"/>
       </w:pPr>
       <w:r>
+        <w:t>GDPR and gatekeeper tactics when calling into Europe</w:t>
+      </w:r>
+    </w:p>
+    <w:p/>
+    <w:p>
+      <w:r>
+        <w:t>US teams calling into Europe face a different compliance landscape. Apollo, ZoomInfo, and Cognism have faced scrutiny over data sourcing and consent. When a gatekeeper asks "where did you get this number?" or a prospect objects to being contacted, you need clean records and a process that respects that request.</w:t>
+      </w:r>
+    </w:p>
+    <w:p/>
+    <w:p>
+      <w:r>
+        <w:t>Scalelist is built for GDPR compliance. For US teams selling into UK, DACH, or French accounts, that means fewer compliance headaches and a clear advantage when gatekeepers or prospects push back. Verified data, transparent sourcing, and proper opt-out handling keep your gatekeeper tactics professional and compliant.</w:t>
+      </w:r>
+    </w:p>
+    <w:p/>
+    <w:p>
+      <w:pPr>
+        <w:pStyle w:val="Heading1"/>
+      </w:pPr>
+      <w:r>
         <w:t>Put gatekeeper tactics to work with Scalelist</w:t>
       </w:r>
     </w:p>
@@ -572,7 +634,7 @@
         <w:t>Chrome extension workflow:</w:t>
       </w:r>
       <w:r>
-        <w:t xml:space="preserve"> SDRs use LinkedIn or Sales Navigator to find the right people, then use the Scalelist Chrome extension to enrich contacts one by one or in small batches. Verified work emails and mobile numbers sync to your CRM (HubSpot, Salesforce, Pipedrive) and can be pushed to your dialer (Allo, Skipcall, Flunter). No export from LinkedIn; everything stays in the browser. This is for net-new prospecting — you're building the list as you search. Teams in the US, Australia, and Singapore use this when their outbound motion starts on LinkedIn and they want verified data without leaving the browser.</w:t>
+        <w:t xml:space="preserve"> SDRs use LinkedIn or Sales Navigator to find the right people, then use the Scalelist Chrome extension to enrich contacts one by one or in small batches. Verified work emails and mobile numbers sync to your CRM (HubSpot, Salesforce, Pipedrive) and can be pushed to your dialer (Allo, Skipcall, Flunter). No export from LinkedIn; everything stays in the browser. This is for net-new prospecting — you're building the list as you search.</w:t>
       </w:r>
     </w:p>
     <w:p/>
@@ -599,19 +661,22 @@
         <w:t>sales prospecting tools</w:t>
       </w:r>
       <w:r>
-        <w:t xml:space="preserve"> like Scalelist so you have verified mobile numbers when you want to go direct. Your connect rate and rep morale both improve when fewer calls stop at reception. Your connect rate and your reps' morale both improve when fewer calls end at reception.</w:t>
+        <w:t xml:space="preserve"> like Scalelist so you have verified mobile numbers when you want to go direct. Your connect rate and rep morale both improve when fewer calls stop at reception.</w:t>
+      </w:r>
+    </w:p>
+    <w:p/>
+    <w:p>
+      <w:pPr>
+        <w:pStyle w:val="Heading1"/>
+      </w:pPr>
+      <w:r>
+        <w:t>Conclusion</w:t>
       </w:r>
     </w:p>
     <w:p/>
     <w:p>
       <w:r>
-        <w:rPr>
-          <w:b/>
-        </w:rPr>
-        <w:t>Conclusion:</w:t>
-      </w:r>
-      <w:r>
-        <w:t xml:space="preserve"> Gatekeepers are a fact of outbound when you're calling main lines. The right </w:t>
+        <w:t xml:space="preserve">Gatekeepers are a fact of outbound when you're calling main lines. The right </w:t>
       </w:r>
       <w:r>
         <w:rPr>
